--- a/weeks/week-11-conceptual-architecture/reference/ENGSE206_Week11_ConceptualArchitecture_v0.3_Completed_Sample.docx
+++ b/weeks/week-11-conceptual-architecture/reference/ENGSE206_Week11_ConceptualArchitecture_v0.3_Completed_Sample.docx
@@ -14069,7 +14069,7 @@
           <w:sz w:val="32"/>
           <w:szCs w:val="32"/>
         </w:rPr>
-        <w:t xml:space="preserve">Final:</w:t>
+        <w:t xml:space="preserve">W14:</w:t>
       </w:r>
       <w:r>
         <w:rPr>
@@ -14082,7 +14082,7 @@
           <w:sz w:val="32"/>
           <w:szCs w:val="32"/>
         </w:rPr>
-        <w:t xml:space="preserve"> Container diagram + decision cards = หน้าแรกของ Developer Handoff</w:t>
+        <w:t xml:space="preserve"> Container diagram + decision cards = หน้าแรกของ Developer Handoff ที่ทีมนำเสนอและส่งมอบให้ Dev</w:t>
       </w:r>
     </w:p>
     <w:p>
